--- a/tillsyn/A 43867-2025 tillsynsbegäran.docx
+++ b/tillsyn/A 43867-2025 tillsynsbegäran.docx
@@ -1066,7 +1066,7 @@
     <w:r>
       <w:tab/>
       <w:tab/>
-      <w:t>2026-09-14</w:t>
+      <w:t>2026-09-15</w:t>
       <w:br/>
       <w:br/>
     </w:r>

--- a/tillsyn/A 43867-2025 tillsynsbegäran.docx
+++ b/tillsyn/A 43867-2025 tillsynsbegäran.docx
@@ -1066,7 +1066,7 @@
     <w:r>
       <w:tab/>
       <w:tab/>
-      <w:t>2026-09-15</w:t>
+      <w:t>2026-09-16</w:t>
       <w:br/>
       <w:br/>
     </w:r>

--- a/tillsyn/A 43867-2025 tillsynsbegäran.docx
+++ b/tillsyn/A 43867-2025 tillsynsbegäran.docx
@@ -1066,7 +1066,7 @@
     <w:r>
       <w:tab/>
       <w:tab/>
-      <w:t>2026-09-16</w:t>
+      <w:t>2026-09-17</w:t>
       <w:br/>
       <w:br/>
     </w:r>

--- a/tillsyn/A 43867-2025 tillsynsbegäran.docx
+++ b/tillsyn/A 43867-2025 tillsynsbegäran.docx
@@ -1066,7 +1066,7 @@
     <w:r>
       <w:tab/>
       <w:tab/>
-      <w:t>2026-09-17</w:t>
+      <w:t>2026-09-18</w:t>
       <w:br/>
       <w:br/>
     </w:r>

--- a/tillsyn/A 43867-2025 tillsynsbegäran.docx
+++ b/tillsyn/A 43867-2025 tillsynsbegäran.docx
@@ -1066,7 +1066,7 @@
     <w:r>
       <w:tab/>
       <w:tab/>
-      <w:t>2026-09-18</w:t>
+      <w:t>2026-09-19</w:t>
       <w:br/>
       <w:br/>
     </w:r>

--- a/tillsyn/A 43867-2025 tillsynsbegäran.docx
+++ b/tillsyn/A 43867-2025 tillsynsbegäran.docx
@@ -1066,7 +1066,7 @@
     <w:r>
       <w:tab/>
       <w:tab/>
-      <w:t>2026-09-19</w:t>
+      <w:t>2026-09-21</w:t>
       <w:br/>
       <w:br/>
     </w:r>

--- a/tillsyn/A 43867-2025 tillsynsbegäran.docx
+++ b/tillsyn/A 43867-2025 tillsynsbegäran.docx
@@ -1066,7 +1066,7 @@
     <w:r>
       <w:tab/>
       <w:tab/>
-      <w:t>2026-09-21</w:t>
+      <w:t>2026-09-23</w:t>
       <w:br/>
       <w:br/>
     </w:r>

--- a/tillsyn/A 43867-2025 tillsynsbegäran.docx
+++ b/tillsyn/A 43867-2025 tillsynsbegäran.docx
@@ -1066,7 +1066,7 @@
     <w:r>
       <w:tab/>
       <w:tab/>
-      <w:t>2026-09-23</w:t>
+      <w:t>2026-09-24</w:t>
       <w:br/>
       <w:br/>
     </w:r>

--- a/tillsyn/A 43867-2025 tillsynsbegäran.docx
+++ b/tillsyn/A 43867-2025 tillsynsbegäran.docx
@@ -1066,7 +1066,7 @@
     <w:r>
       <w:tab/>
       <w:tab/>
-      <w:t>2026-09-24</w:t>
+      <w:t>2026-09-25</w:t>
       <w:br/>
       <w:br/>
     </w:r>

--- a/tillsyn/A 43867-2025 tillsynsbegäran.docx
+++ b/tillsyn/A 43867-2025 tillsynsbegäran.docx
@@ -1066,7 +1066,7 @@
     <w:r>
       <w:tab/>
       <w:tab/>
-      <w:t>2026-09-25</w:t>
+      <w:t>2026-09-26</w:t>
       <w:br/>
       <w:br/>
     </w:r>

--- a/tillsyn/A 43867-2025 tillsynsbegäran.docx
+++ b/tillsyn/A 43867-2025 tillsynsbegäran.docx
@@ -1066,7 +1066,7 @@
     <w:r>
       <w:tab/>
       <w:tab/>
-      <w:t>2026-09-26</w:t>
+      <w:t>2026-09-27</w:t>
       <w:br/>
       <w:br/>
     </w:r>

--- a/tillsyn/A 43867-2025 tillsynsbegäran.docx
+++ b/tillsyn/A 43867-2025 tillsynsbegäran.docx
@@ -1066,7 +1066,7 @@
     <w:r>
       <w:tab/>
       <w:tab/>
-      <w:t>2026-09-27</w:t>
+      <w:t>2026-09-28</w:t>
       <w:br/>
       <w:br/>
     </w:r>

--- a/tillsyn/A 43867-2025 tillsynsbegäran.docx
+++ b/tillsyn/A 43867-2025 tillsynsbegäran.docx
@@ -1066,7 +1066,7 @@
     <w:r>
       <w:tab/>
       <w:tab/>
-      <w:t>2026-09-28</w:t>
+      <w:t>2026-09-29</w:t>
       <w:br/>
       <w:br/>
     </w:r>

--- a/tillsyn/A 43867-2025 tillsynsbegäran.docx
+++ b/tillsyn/A 43867-2025 tillsynsbegäran.docx
@@ -1066,7 +1066,7 @@
     <w:r>
       <w:tab/>
       <w:tab/>
-      <w:t>2026-09-29</w:t>
+      <w:t>2026-09-30</w:t>
       <w:br/>
       <w:br/>
     </w:r>

--- a/tillsyn/A 43867-2025 tillsynsbegäran.docx
+++ b/tillsyn/A 43867-2025 tillsynsbegäran.docx
@@ -1066,7 +1066,7 @@
     <w:r>
       <w:tab/>
       <w:tab/>
-      <w:t>2026-09-30</w:t>
+      <w:t>2026-10-01</w:t>
       <w:br/>
       <w:br/>
     </w:r>

--- a/tillsyn/A 43867-2025 tillsynsbegäran.docx
+++ b/tillsyn/A 43867-2025 tillsynsbegäran.docx
@@ -1066,7 +1066,7 @@
     <w:r>
       <w:tab/>
       <w:tab/>
-      <w:t>2026-10-01</w:t>
+      <w:t>2026-10-02</w:t>
       <w:br/>
       <w:br/>
     </w:r>

--- a/tillsyn/A 43867-2025 tillsynsbegäran.docx
+++ b/tillsyn/A 43867-2025 tillsynsbegäran.docx
@@ -1066,7 +1066,7 @@
     <w:r>
       <w:tab/>
       <w:tab/>
-      <w:t>2026-10-02</w:t>
+      <w:t>2026-10-03</w:t>
       <w:br/>
       <w:br/>
     </w:r>

--- a/tillsyn/A 43867-2025 tillsynsbegäran.docx
+++ b/tillsyn/A 43867-2025 tillsynsbegäran.docx
@@ -22,7 +22,7 @@
       <w:r>
         <w:drawing>
           <wp:inline xmlns:a="http://schemas.openxmlformats.org/drawingml/2006/main" xmlns:pic="http://schemas.openxmlformats.org/drawingml/2006/picture">
-            <wp:extent cx="5486400" cy="4202469"/>
+            <wp:extent cx="5486400" cy="4302393"/>
             <wp:docPr id="1" name="Picture 1"/>
             <wp:cNvGraphicFramePr>
               <a:graphicFrameLocks noChangeAspect="1"/>
@@ -43,7 +43,7 @@
                   <pic:spPr>
                     <a:xfrm>
                       <a:off x="0" y="0"/>
-                      <a:ext cx="5486400" cy="4202469"/>
+                      <a:ext cx="5486400" cy="4302393"/>
                     </a:xfrm>
                     <a:prstGeom prst="rect"/>
                   </pic:spPr>
@@ -65,7 +65,7 @@
     </w:p>
     <w:p>
       <w:r>
-        <w:t>I och inom 20 meter från avverkningsanmälan finns fynd av 11 naturvårdsarter, varav 7 är rödlistade, 5 är fridlysta, 7 är typiska (T) och 1 är signalart (S): garnlav (VU, T), doftskinn (NT, T), kolflarnlav (NT, T), mörk kolflarnlav (NT), talltita (NT, §4), vedflamlav (NT), vedskivlav (NT, T), plattlummer (S, T, §9), spillkråka (T, §4), tjäder (T, §4) och kungsfågel (§4). Se Figur 1.</w:t>
+        <w:t>I och inom 20 meter från avverkningsanmälan finns fynd av 12 naturvårdsarter, varav 8 är rödlistade, 5 är fridlysta, 8 är typiska (T) och 1 är signalart (S): garnlav (VU, T), doftskinn (NT, T), kolflarnlav (NT, T), mörk kolflarnlav (NT), tallticka (NT, T), talltita (NT, §4), vedflamlav (NT), vedskivlav (NT, T), plattlummer (S, T, §9), spillkråka (T, §4), tjäder (T, §4) och kungsfågel (§4). Se Figur 1.</w:t>
       </w:r>
     </w:p>
     <w:p>
@@ -189,6 +189,35 @@
         <w:rPr>
           <w:b/>
         </w:rPr>
+        <w:t xml:space="preserve">Tallticka (NT) </w:t>
+      </w:r>
+      <w:r>
+        <w:t xml:space="preserve">uppträder först på tallar som är 100–150 år gamla men är vanligast på träd som är runt 150–200 år eller äldre. I skogslandskapet är den främst knuten till tallnaturskogar och restbiotoper med biologiskt gamla träd och signalerar vanligtvis skyddsvärda tallbestånd med höga naturvärden. Tallticka är typisk art för </w:t>
+      </w:r>
+      <w:r>
+        <w:rPr>
+          <w:i/>
+        </w:rPr>
+        <w:t xml:space="preserve">9010 Taiga </w:t>
+      </w:r>
+      <w:r>
+        <w:t xml:space="preserve">och </w:t>
+      </w:r>
+      <w:r>
+        <w:rPr>
+          <w:i/>
+        </w:rPr>
+        <w:t>9060 Åsbarrskog</w:t>
+      </w:r>
+      <w:r>
+        <w:t xml:space="preserve"> (SLU Artdatabanken, 2023; Nitare &amp; Skogsstyrelsen, 2019).</w:t>
+      </w:r>
+    </w:p>
+    <w:p>
+      <w:r>
+        <w:rPr>
+          <w:b/>
+        </w:rPr>
         <w:t>Talltita (NT, §4)</w:t>
       </w:r>
       <w:r>
@@ -359,7 +388,7 @@
     </w:p>
     <w:p>
       <w:r>
-        <w:t>Följande typiska arter har sina livsmiljöer och växtplatser i den avverkningsanmälda skogen: garnlav (VU, T), doftskinn (NT, T), kolflarnlav (NT, T), vedskivlav (NT, T), plattlummer (S, T, §9), spillkråka (T, §4) och tjäder (T, §4).</w:t>
+        <w:t>Följande typiska arter har sina livsmiljöer och växtplatser i den avverkningsanmälda skogen: garnlav (VU, T), doftskinn (NT, T), kolflarnlav (NT, T), tallticka (NT, T), vedskivlav (NT, T), plattlummer (S, T, §9), spillkråka (T, §4) och tjäder (T, §4).</w:t>
       </w:r>
     </w:p>
     <w:p>
@@ -1066,7 +1095,7 @@
     <w:r>
       <w:tab/>
       <w:tab/>
-      <w:t>2026-10-03</w:t>
+      <w:t>2026-10-04</w:t>
       <w:br/>
       <w:br/>
     </w:r>

--- a/tillsyn/A 43867-2025 tillsynsbegäran.docx
+++ b/tillsyn/A 43867-2025 tillsynsbegäran.docx
@@ -22,7 +22,7 @@
       <w:r>
         <w:drawing>
           <wp:inline xmlns:a="http://schemas.openxmlformats.org/drawingml/2006/main" xmlns:pic="http://schemas.openxmlformats.org/drawingml/2006/picture">
-            <wp:extent cx="5486400" cy="4302393"/>
+            <wp:extent cx="5486400" cy="4319362"/>
             <wp:docPr id="1" name="Picture 1"/>
             <wp:cNvGraphicFramePr>
               <a:graphicFrameLocks noChangeAspect="1"/>
@@ -43,7 +43,7 @@
                   <pic:spPr>
                     <a:xfrm>
                       <a:off x="0" y="0"/>
-                      <a:ext cx="5486400" cy="4302393"/>
+                      <a:ext cx="5486400" cy="4319362"/>
                     </a:xfrm>
                     <a:prstGeom prst="rect"/>
                   </pic:spPr>
@@ -60,12 +60,12 @@
         <w:spacing w:after="240"/>
       </w:pPr>
       <w:r>
-        <w:t>Figur 1. Fyndplatser för naturvårdsarter i och inom 20 meter från avverkningsanmälan. Markörer utan svart kant är placerade på fyndplatsen. Markörer med svart kant är placerade vid sidan av fyndplatsen och har ett svart streck som visar fyndplatsens exakta position. Kartans mittpunktskoordinat är N 6806648, E 434521 i SWEREF 99 TM.</w:t>
+        <w:t>Figur 1. Fyndplatser för naturvårdsarter i och inom 24 meter från avverkningsanmälan. Markörer utan svart kant är placerade på fyndplatsen. Markörer med svart kant är placerade vid sidan av fyndplatsen och har ett svart streck som visar fyndplatsens exakta position. Kartans mittpunktskoordinat är N 6806648, E 434521 i SWEREF 99 TM.</w:t>
       </w:r>
     </w:p>
     <w:p>
       <w:r>
-        <w:t>I och inom 20 meter från avverkningsanmälan finns fynd av 12 naturvårdsarter, varav 8 är rödlistade, 5 är fridlysta, 8 är typiska (T) och 1 är signalart (S): garnlav (VU, T), doftskinn (NT, T), kolflarnlav (NT, T), mörk kolflarnlav (NT), tallticka (NT, T), talltita (NT, §4), vedflamlav (NT), vedskivlav (NT, T), plattlummer (S, T, §9), spillkråka (T, §4), tjäder (T, §4) och kungsfågel (§4). Se Figur 1.</w:t>
+        <w:t>I och inom 24 meter från avverkningsanmälan finns fynd av 14 naturvårdsarter, varav 10 är rödlistade, 6 är fridlysta, 10 är typiska (T) och 1 är signalart (S): garnlav (VU, T), doftskinn (NT, T), kolflarnlav (NT, T), motaggsvamp (NT, T), mörk kolflarnlav (NT), tallticka (NT, T), talltita (NT, §4), tretåig hackspett (NT, T, §4), vedflamlav (NT), vedskivlav (NT, T), plattlummer (S, T, §9), spillkråka (T, §4), tjäder (T, §4) och kungsfågel (§4). Se Figur 1.</w:t>
       </w:r>
     </w:p>
     <w:p>
@@ -178,6 +178,26 @@
         <w:rPr>
           <w:b/>
         </w:rPr>
+        <w:t xml:space="preserve">Motaggsvamp (NT) </w:t>
+      </w:r>
+      <w:r>
+        <w:t xml:space="preserve">bildar mykorrhiza med tall i tallskog och hittas huvudsakligen i äldre, glesare skogsbestånd och hällmarksimpediment. Arten hotas främst av skogsavverkning och tycks försvinna efter slutavverkning, markberedning och plantering. Motaggsvamp är typisk art för </w:t>
+      </w:r>
+      <w:r>
+        <w:rPr>
+          <w:i/>
+        </w:rPr>
+        <w:t>9010 Taiga</w:t>
+      </w:r>
+      <w:r>
+        <w:t xml:space="preserve"> (SLU Artdatabanken, 2024).</w:t>
+      </w:r>
+    </w:p>
+    <w:p>
+      <w:r>
+        <w:rPr>
+          <w:b/>
+        </w:rPr>
         <w:t>Mörk kolflarnlav (NT)</w:t>
       </w:r>
       <w:r>
@@ -222,6 +242,35 @@
       </w:r>
       <w:r>
         <w:t>, rödlistad som nära hotad och prioriterad art i Skogsvårdslagen, har häckningsrevir i anmälan. Arten har minskat kraftigt de senaste 30 åren och minskningstakten innevarande 10-årsperiod beräknas till 20 (10–30) %. Talltitan är synnerligen trogen sitt cirka 15 hektar stora revir och är beroende av flerskiktade olikåldriga skogar för att kunna föda upp sina ungar. Talltitan försvinner om dess livsmiljö kalavverkas (Eggers &amp; Low, 2014; Ekman, 1979; Griesser et al, 2007; Klein, 2020; Siffczyk et al, 2003; SLU Artdatabanken, 2021).</w:t>
+      </w:r>
+    </w:p>
+    <w:p>
+      <w:r>
+        <w:rPr>
+          <w:b/>
+        </w:rPr>
+        <w:t>Tretåig hackspett (NT, §4)</w:t>
+      </w:r>
+      <w:r>
+        <w:t xml:space="preserve"> är rödlistad som nära hotad och ingår i bilaga 1 i EU:s fågeldirektiv. Tretåig hackspett är för sin överlevnad beroende av kontinuerlig tillförsel av äldre döende och död ved, som sker genom naturliga självgallringsprocesser i äldre grannaturskogar och barrblandade naturskogar. Om en skog genom skogsbruk gallras eller glesas ur så upphör och uteblir i stort sett den naturliga självgallringsprocessen för mycket lång tid framöver vilket omöjliggör upprätthållandet av den kontinuerliga ekologiska funktionen i ett område. Det finns studier som visar att naturskogens självgallringsprocess som den tretåiga hackspetten är beroende av, inte kan ersättas med efterlämnad hänsyn i skogsbruket (Imbeau &amp; Desrochers, 2002). Storleken på häckningsreviret varierar med skogstypen, förekomsten av död ved och graden av fragmentering, men är i allmänhet i storleksordningen 25–100 hektar. Vintertid krävs ofta betydligt större områden och det finns studier som antyder att arten behöver minst 100 hektar äldre skog. I områden med låg bonitet kan det behövas över 200 hektar lämpligt habitat för att ett par ska kunna reproducera sig. Områden med dokumenterad permanent förekomst i naturskogsmiljöer har vanligen så stora naturvärden att skogsbruk är olämpligt. Tretåig hackspett är typisk art för </w:t>
+      </w:r>
+      <w:r>
+        <w:rPr>
+          <w:i/>
+        </w:rPr>
+        <w:t xml:space="preserve">9010 Taiga, 9740 Skogsbevuxen myr, 9030 Landhöjningsskog </w:t>
+      </w:r>
+      <w:r>
+        <w:t xml:space="preserve">och </w:t>
+      </w:r>
+      <w:r>
+        <w:rPr>
+          <w:i/>
+        </w:rPr>
+        <w:t>9040 Fjällbjörkskog</w:t>
+      </w:r>
+      <w:r>
+        <w:t xml:space="preserve"> (Skogsstyrelsen, 2016; SLU Artdatabanken, 2024).</w:t>
       </w:r>
     </w:p>
     <w:p>
@@ -388,7 +437,7 @@
     </w:p>
     <w:p>
       <w:r>
-        <w:t>Följande typiska arter har sina livsmiljöer och växtplatser i den avverkningsanmälda skogen: garnlav (VU, T), doftskinn (NT, T), kolflarnlav (NT, T), tallticka (NT, T), vedskivlav (NT, T), plattlummer (S, T, §9), spillkråka (T, §4) och tjäder (T, §4).</w:t>
+        <w:t>Följande typiska arter har sina livsmiljöer och växtplatser i den avverkningsanmälda skogen: garnlav (VU, T), doftskinn (NT, T), kolflarnlav (NT, T), motaggsvamp (NT, T), tallticka (NT, T), tretåig hackspett (NT, T, §4), vedskivlav (NT, T), plattlummer (S, T, §9), spillkråka (T, §4) och tjäder (T, §4).</w:t>
       </w:r>
     </w:p>
     <w:p>
@@ -576,6 +625,207 @@
       </w:r>
       <w:r>
         <w:t>SLU Artdatabanken, Uppsala</w:t>
+      </w:r>
+    </w:p>
+    <w:p>
+      <w:pPr>
+        <w:pStyle w:val="Heading1"/>
+      </w:pPr>
+      <w:r>
+        <w:t>Tretåig hackspett – ekologi samt krav på livsmiljön</w:t>
+      </w:r>
+    </w:p>
+    <w:p>
+      <w:r>
+        <w:t xml:space="preserve">Tretåig hackspett (NT) är fridlyst enligt §4 Artskyddsförordningen och finns med som prioriterad art i Skogsstyrelsen vägledning för skogsbruket (bilaga 4 till SVL). I vägledningen står bland annat att: </w:t>
+      </w:r>
+      <w:r>
+        <w:rPr>
+          <w:i/>
+        </w:rPr>
+        <w:t xml:space="preserve">“Tretåig hackspett har stora arealkrav och höga krav på sin livsmiljö. Omdaningen av naturskogar till kulturskogar medför en förlust av viktiga miljöer, något som förstärks av ökad fragmentering till följd av avverkningar.” </w:t>
+      </w:r>
+      <w:r>
+        <w:t xml:space="preserve">Vidare att: </w:t>
+      </w:r>
+      <w:r>
+        <w:rPr>
+          <w:i/>
+        </w:rPr>
+        <w:t>“Områden med dokumenterad permanent förekomst i naturskogsmiljöer har vanligen så stora naturvärden att skogsbruk är olämpligt”</w:t>
+      </w:r>
+      <w:r>
+        <w:t xml:space="preserve"> (SLU Artdatabanken, 2024; Skogsstyrelsen, 2016)</w:t>
+      </w:r>
+      <w:r>
+        <w:rPr>
+          <w:i/>
+        </w:rPr>
+        <w:t>.</w:t>
+      </w:r>
+    </w:p>
+    <w:p>
+      <w:r>
+        <w:t>Tretåig hackspett är beroende av större sammanhängande naturskogar med kontinuerlig tillgång och nybildning av död ved och fragmentering av livsmiljöerna utgör ett stort hot mot arten (se exempelvis Stachura-Skierczynska et al., 2009; Wesolowski et al., 2005; Butler et al., 2004; Pakkala et al., 2002; Amcoff et al., 1996; Virkkala, 1991). Det finns studier som visar att naturskogens självgallringsprocess som den tretåiga hackspetten är beroende av, inte kan ersättas med efterlämnad hänsyn i skogsbruket (Imbeau &amp; Desrochers, 2002).</w:t>
+      </w:r>
+    </w:p>
+    <w:p>
+      <w:r>
+        <w:t>Permanenta revir av tretåig hackspett karaktäriseras ofta av artens typiska ringformigt ordnade hackmärken på framför allt gamla granar. För att säkerställa att inte revir av tretåig hackspett drabbas av avverkningsplanerna bör en inventering göras i området både under häckningstid och under vintern, då arten utnyttjar betydligt större områden än under sommarens häckningsrevir. Storleken på häckningsreviret varierar med skogstypen, förekomsten av död ved och graden av fragmentering, men är i allmänhet i storleksordningen 25–100 hektar (SLU Artdatabanken, 2024; Skogsstyrelsen, 2016).</w:t>
+      </w:r>
+    </w:p>
+    <w:p>
+      <w:r>
+        <w:t xml:space="preserve">Förutom fridlysning enligt §4 Artskyddsförordningen är tretåig hackspett även förtecknad i EU:s fågeldirektiv bilaga 1. Den är typisk art för </w:t>
+      </w:r>
+      <w:r>
+        <w:rPr>
+          <w:i/>
+        </w:rPr>
+        <w:t xml:space="preserve">9010 Taiga, 9740 Skogsbevuxen myr, 9030 Landhöjningsskog </w:t>
+      </w:r>
+      <w:r>
+        <w:t xml:space="preserve">och </w:t>
+      </w:r>
+      <w:r>
+        <w:rPr>
+          <w:i/>
+        </w:rPr>
+        <w:t>9040 Fjällbjörkskog</w:t>
+      </w:r>
+      <w:r>
+        <w:t xml:space="preserve"> samt ingår i Natura 2000 och är förtecknad i Bernkonventionen bilaga II (strikt skyddade djurarter) (SLU Artdatabanken, 2024; Skogsstyrelsen, 2016).</w:t>
+      </w:r>
+    </w:p>
+    <w:p>
+      <w:pPr>
+        <w:pStyle w:val="Heading2"/>
+      </w:pPr>
+      <w:r>
+        <w:t>Referenser – tretåig hackspett</w:t>
+      </w:r>
+    </w:p>
+    <w:p>
+      <w:r>
+        <w:t xml:space="preserve">Amcoff, M. &amp; Eriksson, P. 1996. </w:t>
+      </w:r>
+      <w:r>
+        <w:rPr>
+          <w:i/>
+        </w:rPr>
+        <w:t xml:space="preserve">Förekomst av tretåig hackspett Picoides tridactylus på bestånds- och landskapsnivå. </w:t>
+      </w:r>
+      <w:r>
+        <w:t>Ornis Svecica 6: 107–119.</w:t>
+      </w:r>
+    </w:p>
+    <w:p>
+      <w:r>
+        <w:t xml:space="preserve">Butler, R., Angelstam, P., Ekelund, P. &amp; Schlaeffer, R. 2004. </w:t>
+      </w:r>
+      <w:r>
+        <w:rPr>
+          <w:i/>
+        </w:rPr>
+        <w:t xml:space="preserve">Dead wood threshold values for the three-toed woodpecker presence in boreal and sub-Alpine forest. </w:t>
+      </w:r>
+      <w:r>
+        <w:t>Biological conservation 119(3): 305–318.</w:t>
+      </w:r>
+    </w:p>
+    <w:p>
+      <w:r>
+        <w:t xml:space="preserve">Imbeau, L. &amp; Desrochers, A. 2002. </w:t>
+      </w:r>
+      <w:r>
+        <w:rPr>
+          <w:i/>
+        </w:rPr>
+        <w:t xml:space="preserve">Foraging Ecology and Use of Drumming Trees by Three-Toed Woodpeckers. </w:t>
+      </w:r>
+      <w:r>
+        <w:t>The Journal of Wildlife Management. Vol. 66, No. 1 (Jan., 2002), pp. 222–231.</w:t>
+      </w:r>
+    </w:p>
+    <w:p>
+      <w:r>
+        <w:t xml:space="preserve">Pakkala, T., Hanski, I. &amp; Tomppo, E. 2002. </w:t>
+      </w:r>
+      <w:r>
+        <w:rPr>
+          <w:i/>
+        </w:rPr>
+        <w:t xml:space="preserve">Spatial ecology of the three-toed woodpecker in managed forest landscapes. </w:t>
+      </w:r>
+      <w:r>
+        <w:t>Silva Fennica 36(1): 279–288.</w:t>
+      </w:r>
+    </w:p>
+    <w:p>
+      <w:r>
+        <w:t xml:space="preserve">Skogsstyrelsen, 2016. </w:t>
+      </w:r>
+      <w:r>
+        <w:rPr>
+          <w:i/>
+        </w:rPr>
+        <w:t>Vägledning för hänsyn till fåglar – Tretåig hackspett.</w:t>
+      </w:r>
+    </w:p>
+    <w:p>
+      <w:r>
+        <w:t xml:space="preserve">SLU Artdatabanken, 2024. </w:t>
+      </w:r>
+      <w:r>
+        <w:rPr>
+          <w:i/>
+        </w:rPr>
+        <w:t xml:space="preserve">Artfaktablad. Naturvård – artfakta. </w:t>
+      </w:r>
+      <w:r>
+        <w:t>SLU Artdatabanken, Uppsala.</w:t>
+      </w:r>
+    </w:p>
+    <w:p>
+      <w:r>
+        <w:t xml:space="preserve">Stachura-Skierczynska, K., Tumiel, T. &amp; Skierczynski, M. 2009. </w:t>
+      </w:r>
+      <w:r>
+        <w:rPr>
+          <w:i/>
+        </w:rPr>
+        <w:t xml:space="preserve">Habitat prediction model for three-toed woodpecker and its implications for the conservation of biologically valuable forests. </w:t>
+      </w:r>
+      <w:r>
+        <w:t>Forest Ecology and Management 258(5): 697–703.</w:t>
+      </w:r>
+    </w:p>
+    <w:p>
+      <w:r>
+        <w:t xml:space="preserve">Virkkala, R. 1991. </w:t>
+      </w:r>
+      <w:r>
+        <w:rPr>
+          <w:i/>
+        </w:rPr>
+        <w:t xml:space="preserve">Population trends of forest birds in a Finnish Lapland landscape of large habitat blocks – Consequences of stochastic environmental variation or regional habitat alteration. </w:t>
+      </w:r>
+      <w:r>
+        <w:t>Biological conservation 56(2): 223–240.</w:t>
+      </w:r>
+    </w:p>
+    <w:p>
+      <w:r>
+        <w:t xml:space="preserve">Wesolowski, T., Czeszczewik, D. &amp; Rowinski, P. 2005. </w:t>
+      </w:r>
+      <w:r>
+        <w:rPr>
+          <w:i/>
+        </w:rPr>
+        <w:t xml:space="preserve">Effects of forest management on Three-toed Woodpecker Picoides tridactylus distribution in the Bialowieza Forest (NE Poland): conservation implications. </w:t>
+      </w:r>
+      <w:r>
+        <w:t>Acta Ornithologica 40(1): 53–60.</w:t>
       </w:r>
     </w:p>
     <w:p>
@@ -1095,7 +1345,7 @@
     <w:r>
       <w:tab/>
       <w:tab/>
-      <w:t>2026-10-04</w:t>
+      <w:t>2026-10-05</w:t>
       <w:br/>
       <w:br/>
     </w:r>

--- a/tillsyn/A 43867-2025 tillsynsbegäran.docx
+++ b/tillsyn/A 43867-2025 tillsynsbegäran.docx
@@ -65,7 +65,7 @@
     </w:p>
     <w:p>
       <w:r>
-        <w:t>I och inom 24 meter från avverkningsanmälan finns fynd av 14 naturvårdsarter, varav 10 är rödlistade, 6 är fridlysta, 10 är typiska (T) och 1 är signalart (S): garnlav (VU, T), doftskinn (NT, T), kolflarnlav (NT, T), motaggsvamp (NT, T), mörk kolflarnlav (NT), tallticka (NT, T), talltita (NT, §4), tretåig hackspett (NT, T, §4), vedflamlav (NT), vedskivlav (NT, T), plattlummer (S, T, §9), spillkråka (T, §4), tjäder (T, §4) och kungsfågel (§4). Se Figur 1.</w:t>
+        <w:t>I och inom 24 meter från avverkningsanmälan finns fynd av 18 naturvårdsarter, varav 14 är rödlistade, 6 är fridlysta, 12 är typiska (T) och 1 är signalart (S): garnlav (VU, T), blanksvart spiklav (NT), doftskinn (NT, T), kolflarnlav (NT, T), motaggsvamp (NT, T), mörk kolflarnlav (NT), skogshare (NT), talltagel (NT, T), tallticka (NT, T), talltita (NT, §4), tretåig hackspett (NT, T, §4), vedflamlav (NT), vedskivlav (NT, T), violettgrå tagellav (NT, T), plattlummer (S, T, §9), spillkråka (T, §4), tjäder (T, §4) och kungsfågel (§4). Se Figur 1.</w:t>
       </w:r>
     </w:p>
     <w:p>
@@ -138,6 +138,17 @@
         <w:rPr>
           <w:b/>
         </w:rPr>
+        <w:t>Blanksvart spiklav (NT)</w:t>
+      </w:r>
+      <w:r>
+        <w:t xml:space="preserve"> förekommer på torr, hård, gammal kärnved men även på äldre ytved av tall i naturskogsartade bestånd med begränsad brandpåverkan och ostörd hydrologi. Skogsbruksåtgärder på eller i närheten av lokaler med blanksvart spiklav utgör ett hot. Naturskogsartade öppna tall- och barrblandskogar med blanksvart spiklav indikerar höga biologiska värden och bör bevaras (SLU Artdatabanken, 2024).</w:t>
+      </w:r>
+    </w:p>
+    <w:p>
+      <w:r>
+        <w:rPr>
+          <w:b/>
+        </w:rPr>
         <w:t>Doftskinn (NT)</w:t>
       </w:r>
       <w:r>
@@ -209,6 +220,26 @@
         <w:rPr>
           <w:b/>
         </w:rPr>
+        <w:t>Talltagel (NT)</w:t>
+      </w:r>
+      <w:r>
+        <w:t xml:space="preserve"> är en boreal art som förekommer på tall i äldre, öppna tallskogar. Den påverkas negativt av brist på kontinuitetsskog och minskningstakten bedöms vara nära gränsvärdet för Sårbar (VU). Talltagel är typisk art för </w:t>
+      </w:r>
+      <w:r>
+        <w:rPr>
+          <w:i/>
+        </w:rPr>
+        <w:t>9010 Taiga</w:t>
+      </w:r>
+      <w:r>
+        <w:t xml:space="preserve"> (SLU Artdatabanken, 2026).</w:t>
+      </w:r>
+    </w:p>
+    <w:p>
+      <w:r>
+        <w:rPr>
+          <w:b/>
+        </w:rPr>
         <w:t xml:space="preserve">Tallticka (NT) </w:t>
       </w:r>
       <w:r>
@@ -311,6 +342,26 @@
       </w:r>
       <w:r>
         <w:t xml:space="preserve"> (SLU Artdatabanken, 2024).</w:t>
+      </w:r>
+    </w:p>
+    <w:p>
+      <w:r>
+        <w:rPr>
+          <w:b/>
+        </w:rPr>
+        <w:t>Violettgrå tagellav (NT)</w:t>
+      </w:r>
+      <w:r>
+        <w:t xml:space="preserve"> växer nästan uteslutande i gamla olikåldriga barrnaturskogar med lång skoglig kontinuitet och är en utmärkt signal på skog med höga naturvärden. Slutavverkning av tidigare aldrig slutavverkad skog (kontinuitetsskog) är det största hotet. Biotopen nyskapas i begränsad omfattning och barrskog äldre än 160 år, där den violettgrå tagellaven huvudsakligen påträffas har minskat med 50% de senaste 50 åren. Lågproduktiv skogsmark där laven förekommer bör undantas från skogsbruk och rika förekomster i äldre granskog bör skyddas. Arten är känslig för uttorkning och det är väsentligt att tillräckligt stora bestånd avsätts. Violettgrå tagellav är typisk art för </w:t>
+      </w:r>
+      <w:r>
+        <w:rPr>
+          <w:i/>
+        </w:rPr>
+        <w:t>9010 Taiga</w:t>
+      </w:r>
+      <w:r>
+        <w:t xml:space="preserve"> (SLU Artdatabanken, 2024; Nitare &amp; Skogsstyrelsen, 2019).</w:t>
       </w:r>
     </w:p>
     <w:p>
@@ -437,7 +488,7 @@
     </w:p>
     <w:p>
       <w:r>
-        <w:t>Följande typiska arter har sina livsmiljöer och växtplatser i den avverkningsanmälda skogen: garnlav (VU, T), doftskinn (NT, T), kolflarnlav (NT, T), motaggsvamp (NT, T), tallticka (NT, T), tretåig hackspett (NT, T, §4), vedskivlav (NT, T), plattlummer (S, T, §9), spillkråka (T, §4) och tjäder (T, §4).</w:t>
+        <w:t>Följande typiska arter har sina livsmiljöer och växtplatser i den avverkningsanmälda skogen: garnlav (VU, T), doftskinn (NT, T), kolflarnlav (NT, T), motaggsvamp (NT, T), talltagel (NT, T), tallticka (NT, T), tretåig hackspett (NT, T, §4), vedskivlav (NT, T), violettgrå tagellav (NT, T), plattlummer (S, T, §9), spillkråka (T, §4) och tjäder (T, §4).</w:t>
       </w:r>
     </w:p>
     <w:p>
@@ -1345,7 +1396,7 @@
     <w:r>
       <w:tab/>
       <w:tab/>
-      <w:t>2026-10-05</w:t>
+      <w:t>2026-10-06</w:t>
       <w:br/>
       <w:br/>
     </w:r>

--- a/tillsyn/A 43867-2025 tillsynsbegäran.docx
+++ b/tillsyn/A 43867-2025 tillsynsbegäran.docx
@@ -1396,7 +1396,7 @@
     <w:r>
       <w:tab/>
       <w:tab/>
-      <w:t>2026-10-06</w:t>
+      <w:t>2026-10-07</w:t>
       <w:br/>
       <w:br/>
     </w:r>

--- a/tillsyn/A 43867-2025 tillsynsbegäran.docx
+++ b/tillsyn/A 43867-2025 tillsynsbegäran.docx
@@ -1396,7 +1396,7 @@
     <w:r>
       <w:tab/>
       <w:tab/>
-      <w:t>2026-10-07</w:t>
+      <w:t>2026-10-08</w:t>
       <w:br/>
       <w:br/>
     </w:r>

--- a/tillsyn/A 43867-2025 tillsynsbegäran.docx
+++ b/tillsyn/A 43867-2025 tillsynsbegäran.docx
@@ -1396,7 +1396,7 @@
     <w:r>
       <w:tab/>
       <w:tab/>
-      <w:t>2026-10-08</w:t>
+      <w:t>2026-10-09</w:t>
       <w:br/>
       <w:br/>
     </w:r>

--- a/tillsyn/A 43867-2025 tillsynsbegäran.docx
+++ b/tillsyn/A 43867-2025 tillsynsbegäran.docx
@@ -65,7 +65,7 @@
     </w:p>
     <w:p>
       <w:r>
-        <w:t>I och inom 24 meter från avverkningsanmälan finns fynd av 18 naturvårdsarter, varav 14 är rödlistade, 6 är fridlysta, 12 är typiska (T) och 1 är signalart (S): garnlav (VU, T), blanksvart spiklav (NT), doftskinn (NT, T), kolflarnlav (NT, T), motaggsvamp (NT, T), mörk kolflarnlav (NT), skogshare (NT), talltagel (NT, T), tallticka (NT, T), talltita (NT, §4), tretåig hackspett (NT, T, §4), vedflamlav (NT), vedskivlav (NT, T), violettgrå tagellav (NT, T), plattlummer (S, T, §9), spillkråka (T, §4), tjäder (T, §4) och kungsfågel (§4). Se Figur 1.</w:t>
+        <w:t>I och inom 24 meter från avverkningsanmälan finns fynd av 14 naturvårdsarter, varav 10 är rödlistade, 6 är fridlysta, 10 är typiska (T) och 1 är signalart (S): garnlav (VU, T), doftskinn (NT, T), kolflarnlav (NT, T), motaggsvamp (NT, T), mörk kolflarnlav (NT), tallticka (NT, T), talltita (NT, §4), tretåig hackspett (NT, T, §4), vedflamlav (NT), vedskivlav (NT, T), plattlummer (S, T, §9), spillkråka (T, §4), tjäder (T, §4) och kungsfågel (§4). Se Figur 1.</w:t>
       </w:r>
     </w:p>
     <w:p>
@@ -138,17 +138,6 @@
         <w:rPr>
           <w:b/>
         </w:rPr>
-        <w:t>Blanksvart spiklav (NT)</w:t>
-      </w:r>
-      <w:r>
-        <w:t xml:space="preserve"> förekommer på torr, hård, gammal kärnved men även på äldre ytved av tall i naturskogsartade bestånd med begränsad brandpåverkan och ostörd hydrologi. Skogsbruksåtgärder på eller i närheten av lokaler med blanksvart spiklav utgör ett hot. Naturskogsartade öppna tall- och barrblandskogar med blanksvart spiklav indikerar höga biologiska värden och bör bevaras (SLU Artdatabanken, 2024).</w:t>
-      </w:r>
-    </w:p>
-    <w:p>
-      <w:r>
-        <w:rPr>
-          <w:b/>
-        </w:rPr>
         <w:t>Doftskinn (NT)</w:t>
       </w:r>
       <w:r>
@@ -220,10 +209,99 @@
         <w:rPr>
           <w:b/>
         </w:rPr>
-        <w:t>Talltagel (NT)</w:t>
-      </w:r>
-      <w:r>
-        <w:t xml:space="preserve"> är en boreal art som förekommer på tall i äldre, öppna tallskogar. Den påverkas negativt av brist på kontinuitetsskog och minskningstakten bedöms vara nära gränsvärdet för Sårbar (VU). Talltagel är typisk art för </w:t>
+        <w:t xml:space="preserve">Tallticka (NT) </w:t>
+      </w:r>
+      <w:r>
+        <w:t xml:space="preserve">uppträder först på tallar som är 100–150 år gamla men är vanligast på träd som är runt 150–200 år eller äldre. I skogslandskapet är den främst knuten till tallnaturskogar och restbiotoper med biologiskt gamla träd och signalerar vanligtvis skyddsvärda tallbestånd med höga naturvärden. Tallticka är typisk art för </w:t>
+      </w:r>
+      <w:r>
+        <w:rPr>
+          <w:i/>
+        </w:rPr>
+        <w:t xml:space="preserve">9010 Taiga </w:t>
+      </w:r>
+      <w:r>
+        <w:t xml:space="preserve">och </w:t>
+      </w:r>
+      <w:r>
+        <w:rPr>
+          <w:i/>
+        </w:rPr>
+        <w:t>9060 Åsbarrskog</w:t>
+      </w:r>
+      <w:r>
+        <w:t xml:space="preserve"> (SLU Artdatabanken, 2023; Nitare &amp; Skogsstyrelsen, 2019).</w:t>
+      </w:r>
+    </w:p>
+    <w:p>
+      <w:r>
+        <w:rPr>
+          <w:b/>
+        </w:rPr>
+        <w:t>Talltita (NT, §4)</w:t>
+      </w:r>
+      <w:r>
+        <w:t>, rödlistad som nära hotad och prioriterad art i Skogsvårdslagen, har häckningsrevir i anmälan. Arten har minskat kraftigt de senaste 30 åren och minskningstakten innevarande 10-årsperiod beräknas till 20 (10–30) %. Talltitan är synnerligen trogen sitt cirka 15 hektar stora revir och är beroende av flerskiktade olikåldriga skogar för att kunna föda upp sina ungar. Talltitan försvinner om dess livsmiljö kalavverkas (Eggers &amp; Low, 2014; Ekman, 1979; Griesser et al, 2007; Klein, 2020; Siffczyk et al, 2003; SLU Artdatabanken, 2021).</w:t>
+      </w:r>
+    </w:p>
+    <w:p>
+      <w:r>
+        <w:rPr>
+          <w:b/>
+        </w:rPr>
+        <w:t>Tretåig hackspett (NT, §4)</w:t>
+      </w:r>
+      <w:r>
+        <w:t xml:space="preserve"> är rödlistad som nära hotad och ingår i bilaga 1 i EU:s fågeldirektiv. Tretåig hackspett är för sin överlevnad beroende av kontinuerlig tillförsel av äldre döende och död ved, som sker genom naturliga självgallringsprocesser i äldre grannaturskogar och barrblandade naturskogar. Om en skog genom skogsbruk gallras eller glesas ur så upphör och uteblir i stort sett den naturliga självgallringsprocessen för mycket lång tid framöver vilket omöjliggör upprätthållandet av den kontinuerliga ekologiska funktionen i ett område. Det finns studier som visar att naturskogens självgallringsprocess som den tretåiga hackspetten är beroende av, inte kan ersättas med efterlämnad hänsyn i skogsbruket (Imbeau &amp; Desrochers, 2002). Storleken på häckningsreviret varierar med skogstypen, förekomsten av död ved och graden av fragmentering, men är i allmänhet i storleksordningen 25–100 hektar. Vintertid krävs ofta betydligt större områden och det finns studier som antyder att arten behöver minst 100 hektar äldre skog. I områden med låg bonitet kan det behövas över 200 hektar lämpligt habitat för att ett par ska kunna reproducera sig. Områden med dokumenterad permanent förekomst i naturskogsmiljöer har vanligen så stora naturvärden att skogsbruk är olämpligt. Tretåig hackspett är typisk art för </w:t>
+      </w:r>
+      <w:r>
+        <w:rPr>
+          <w:i/>
+        </w:rPr>
+        <w:t xml:space="preserve">9010 Taiga, 9740 Skogsbevuxen myr, 9030 Landhöjningsskog </w:t>
+      </w:r>
+      <w:r>
+        <w:t xml:space="preserve">och </w:t>
+      </w:r>
+      <w:r>
+        <w:rPr>
+          <w:i/>
+        </w:rPr>
+        <w:t>9040 Fjällbjörkskog</w:t>
+      </w:r>
+      <w:r>
+        <w:t xml:space="preserve"> (Skogsstyrelsen, 2016; SLU Artdatabanken, 2024).</w:t>
+      </w:r>
+    </w:p>
+    <w:p>
+      <w:r>
+        <w:rPr>
+          <w:b/>
+        </w:rPr>
+        <w:t>Vedflamlav (NT)</w:t>
+      </w:r>
+      <w:r>
+        <w:t xml:space="preserve"> växer på gammal hård och torr, exponerad kärnved av tall, främst på högstubbar i ljusöppna lägen, t.ex. vid och på myrar, sjökanter, i glesa hällmarkskogar och i brandpräglade tallnaturskogar. Substratet nyskapas i begränsad omfattning och arten är en utmärkt indikator på höga naturvärden i denna skogstyp. Tall- och barrblandskogar med naturskogskaraktär och spår av bränder har ofta höga biologiska värden och bör skyddas. På vedflamlavens bål kan den sällsynta spiklaven/parasiten </w:t>
+      </w:r>
+      <w:r>
+        <w:rPr>
+          <w:i/>
+        </w:rPr>
+        <w:t>Calicium ramboldiicola</w:t>
+      </w:r>
+      <w:r>
+        <w:t xml:space="preserve"> (VU) påträffas (SLU Artdatabanken, 2026).</w:t>
+      </w:r>
+    </w:p>
+    <w:p>
+      <w:r>
+        <w:rPr>
+          <w:b/>
+        </w:rPr>
+        <w:t>Vedskivlav (NT)</w:t>
+      </w:r>
+      <w:r>
+        <w:t xml:space="preserve"> växer på gammal, torr, exponerad, hård kärnved av framförallt tall i naturskogsartade bestånd. Avverkning av tallskog av naturskogskaraktär med spår av återkommande bränder är ett hot. Mängden lämplig ved att växa på för vedskivlav minskar, dels på grund av naturlig nedbrytning men framförallt på grund av att de förstörs i samband med slutavverkningar, gallringar och markberedning. Tall- och blandbarrskogar av naturskogskaraktär med spår av återkommande bränder bör skyddas. Vedskivlav är typisk art för </w:t>
       </w:r>
       <w:r>
         <w:rPr>
@@ -232,136 +310,7 @@
         <w:t>9010 Taiga</w:t>
       </w:r>
       <w:r>
-        <w:t xml:space="preserve"> (SLU Artdatabanken, 2026).</w:t>
-      </w:r>
-    </w:p>
-    <w:p>
-      <w:r>
-        <w:rPr>
-          <w:b/>
-        </w:rPr>
-        <w:t xml:space="preserve">Tallticka (NT) </w:t>
-      </w:r>
-      <w:r>
-        <w:t xml:space="preserve">uppträder först på tallar som är 100–150 år gamla men är vanligast på träd som är runt 150–200 år eller äldre. I skogslandskapet är den främst knuten till tallnaturskogar och restbiotoper med biologiskt gamla träd och signalerar vanligtvis skyddsvärda tallbestånd med höga naturvärden. Tallticka är typisk art för </w:t>
-      </w:r>
-      <w:r>
-        <w:rPr>
-          <w:i/>
-        </w:rPr>
-        <w:t xml:space="preserve">9010 Taiga </w:t>
-      </w:r>
-      <w:r>
-        <w:t xml:space="preserve">och </w:t>
-      </w:r>
-      <w:r>
-        <w:rPr>
-          <w:i/>
-        </w:rPr>
-        <w:t>9060 Åsbarrskog</w:t>
-      </w:r>
-      <w:r>
-        <w:t xml:space="preserve"> (SLU Artdatabanken, 2023; Nitare &amp; Skogsstyrelsen, 2019).</w:t>
-      </w:r>
-    </w:p>
-    <w:p>
-      <w:r>
-        <w:rPr>
-          <w:b/>
-        </w:rPr>
-        <w:t>Talltita (NT, §4)</w:t>
-      </w:r>
-      <w:r>
-        <w:t>, rödlistad som nära hotad och prioriterad art i Skogsvårdslagen, har häckningsrevir i anmälan. Arten har minskat kraftigt de senaste 30 åren och minskningstakten innevarande 10-årsperiod beräknas till 20 (10–30) %. Talltitan är synnerligen trogen sitt cirka 15 hektar stora revir och är beroende av flerskiktade olikåldriga skogar för att kunna föda upp sina ungar. Talltitan försvinner om dess livsmiljö kalavverkas (Eggers &amp; Low, 2014; Ekman, 1979; Griesser et al, 2007; Klein, 2020; Siffczyk et al, 2003; SLU Artdatabanken, 2021).</w:t>
-      </w:r>
-    </w:p>
-    <w:p>
-      <w:r>
-        <w:rPr>
-          <w:b/>
-        </w:rPr>
-        <w:t>Tretåig hackspett (NT, §4)</w:t>
-      </w:r>
-      <w:r>
-        <w:t xml:space="preserve"> är rödlistad som nära hotad och ingår i bilaga 1 i EU:s fågeldirektiv. Tretåig hackspett är för sin överlevnad beroende av kontinuerlig tillförsel av äldre döende och död ved, som sker genom naturliga självgallringsprocesser i äldre grannaturskogar och barrblandade naturskogar. Om en skog genom skogsbruk gallras eller glesas ur så upphör och uteblir i stort sett den naturliga självgallringsprocessen för mycket lång tid framöver vilket omöjliggör upprätthållandet av den kontinuerliga ekologiska funktionen i ett område. Det finns studier som visar att naturskogens självgallringsprocess som den tretåiga hackspetten är beroende av, inte kan ersättas med efterlämnad hänsyn i skogsbruket (Imbeau &amp; Desrochers, 2002). Storleken på häckningsreviret varierar med skogstypen, förekomsten av död ved och graden av fragmentering, men är i allmänhet i storleksordningen 25–100 hektar. Vintertid krävs ofta betydligt större områden och det finns studier som antyder att arten behöver minst 100 hektar äldre skog. I områden med låg bonitet kan det behövas över 200 hektar lämpligt habitat för att ett par ska kunna reproducera sig. Områden med dokumenterad permanent förekomst i naturskogsmiljöer har vanligen så stora naturvärden att skogsbruk är olämpligt. Tretåig hackspett är typisk art för </w:t>
-      </w:r>
-      <w:r>
-        <w:rPr>
-          <w:i/>
-        </w:rPr>
-        <w:t xml:space="preserve">9010 Taiga, 9740 Skogsbevuxen myr, 9030 Landhöjningsskog </w:t>
-      </w:r>
-      <w:r>
-        <w:t xml:space="preserve">och </w:t>
-      </w:r>
-      <w:r>
-        <w:rPr>
-          <w:i/>
-        </w:rPr>
-        <w:t>9040 Fjällbjörkskog</w:t>
-      </w:r>
-      <w:r>
-        <w:t xml:space="preserve"> (Skogsstyrelsen, 2016; SLU Artdatabanken, 2024).</w:t>
-      </w:r>
-    </w:p>
-    <w:p>
-      <w:r>
-        <w:rPr>
-          <w:b/>
-        </w:rPr>
-        <w:t>Vedflamlav (NT)</w:t>
-      </w:r>
-      <w:r>
-        <w:t xml:space="preserve"> växer på gammal hård och torr, exponerad kärnved av tall, främst på högstubbar i ljusöppna lägen, t.ex. vid och på myrar, sjökanter, i glesa hällmarkskogar och i brandpräglade tallnaturskogar. Substratet nyskapas i begränsad omfattning och arten är en utmärkt indikator på höga naturvärden i denna skogstyp. Tall- och barrblandskogar med naturskogskaraktär och spår av bränder har ofta höga biologiska värden och bör skyddas. På vedflamlavens bål kan den sällsynta spiklaven/parasiten </w:t>
-      </w:r>
-      <w:r>
-        <w:rPr>
-          <w:i/>
-        </w:rPr>
-        <w:t>Calicium ramboldiicola</w:t>
-      </w:r>
-      <w:r>
-        <w:t xml:space="preserve"> (VU) påträffas (SLU Artdatabanken, 2026).</w:t>
-      </w:r>
-    </w:p>
-    <w:p>
-      <w:r>
-        <w:rPr>
-          <w:b/>
-        </w:rPr>
-        <w:t>Vedskivlav (NT)</w:t>
-      </w:r>
-      <w:r>
-        <w:t xml:space="preserve"> växer på gammal, torr, exponerad, hård kärnved av framförallt tall i naturskogsartade bestånd. Avverkning av tallskog av naturskogskaraktär med spår av återkommande bränder är ett hot. Mängden lämplig ved att växa på för vedskivlav minskar, dels på grund av naturlig nedbrytning men framförallt på grund av att de förstörs i samband med slutavverkningar, gallringar och markberedning. Tall- och blandbarrskogar av naturskogskaraktär med spår av återkommande bränder bör skyddas. Vedskivlav är typisk art för </w:t>
-      </w:r>
-      <w:r>
-        <w:rPr>
-          <w:i/>
-        </w:rPr>
-        <w:t>9010 Taiga</w:t>
-      </w:r>
-      <w:r>
         <w:t xml:space="preserve"> (SLU Artdatabanken, 2024).</w:t>
-      </w:r>
-    </w:p>
-    <w:p>
-      <w:r>
-        <w:rPr>
-          <w:b/>
-        </w:rPr>
-        <w:t>Violettgrå tagellav (NT)</w:t>
-      </w:r>
-      <w:r>
-        <w:t xml:space="preserve"> växer nästan uteslutande i gamla olikåldriga barrnaturskogar med lång skoglig kontinuitet och är en utmärkt signal på skog med höga naturvärden. Slutavverkning av tidigare aldrig slutavverkad skog (kontinuitetsskog) är det största hotet. Biotopen nyskapas i begränsad omfattning och barrskog äldre än 160 år, där den violettgrå tagellaven huvudsakligen påträffas har minskat med 50% de senaste 50 åren. Lågproduktiv skogsmark där laven förekommer bör undantas från skogsbruk och rika förekomster i äldre granskog bör skyddas. Arten är känslig för uttorkning och det är väsentligt att tillräckligt stora bestånd avsätts. Violettgrå tagellav är typisk art för </w:t>
-      </w:r>
-      <w:r>
-        <w:rPr>
-          <w:i/>
-        </w:rPr>
-        <w:t>9010 Taiga</w:t>
-      </w:r>
-      <w:r>
-        <w:t xml:space="preserve"> (SLU Artdatabanken, 2024; Nitare &amp; Skogsstyrelsen, 2019).</w:t>
       </w:r>
     </w:p>
     <w:p>
@@ -488,7 +437,7 @@
     </w:p>
     <w:p>
       <w:r>
-        <w:t>Följande typiska arter har sina livsmiljöer och växtplatser i den avverkningsanmälda skogen: garnlav (VU, T), doftskinn (NT, T), kolflarnlav (NT, T), motaggsvamp (NT, T), talltagel (NT, T), tallticka (NT, T), tretåig hackspett (NT, T, §4), vedskivlav (NT, T), violettgrå tagellav (NT, T), plattlummer (S, T, §9), spillkråka (T, §4) och tjäder (T, §4).</w:t>
+        <w:t>Följande typiska arter har sina livsmiljöer och växtplatser i den avverkningsanmälda skogen: garnlav (VU, T), doftskinn (NT, T), kolflarnlav (NT, T), motaggsvamp (NT, T), tallticka (NT, T), tretåig hackspett (NT, T, §4), vedskivlav (NT, T), plattlummer (S, T, §9), spillkråka (T, §4) och tjäder (T, §4).</w:t>
       </w:r>
     </w:p>
     <w:p>
@@ -1396,7 +1345,7 @@
     <w:r>
       <w:tab/>
       <w:tab/>
-      <w:t>2026-10-09</w:t>
+      <w:t>2026-10-10</w:t>
       <w:br/>
       <w:br/>
     </w:r>

--- a/tillsyn/A 43867-2025 tillsynsbegäran.docx
+++ b/tillsyn/A 43867-2025 tillsynsbegäran.docx
@@ -65,7 +65,7 @@
     </w:p>
     <w:p>
       <w:r>
-        <w:t>I och inom 24 meter från avverkningsanmälan finns fynd av 14 naturvårdsarter, varav 10 är rödlistade, 6 är fridlysta, 10 är typiska (T) och 1 är signalart (S): garnlav (VU, T), doftskinn (NT, T), kolflarnlav (NT, T), motaggsvamp (NT, T), mörk kolflarnlav (NT), tallticka (NT, T), talltita (NT, §4), tretåig hackspett (NT, T, §4), vedflamlav (NT), vedskivlav (NT, T), plattlummer (S, T, §9), spillkråka (T, §4), tjäder (T, §4) och kungsfågel (§4). Se Figur 1.</w:t>
+        <w:t>I och inom 24 meter från avverkningsanmälan finns fynd av 18 naturvårdsarter, varav 14 är rödlistade, 6 är fridlysta, 12 är typiska (T) och 1 är signalart (S): garnlav (VU, T), blanksvart spiklav (NT), doftskinn (NT, T), kolflarnlav (NT, T), motaggsvamp (NT, T), mörk kolflarnlav (NT), skogshare (NT), talltagel (NT, T), tallticka (NT, T), talltita (NT, §4), tretåig hackspett (NT, T, §4), vedflamlav (NT), vedskivlav (NT, T), violettgrå tagellav (NT, T), plattlummer (S, T, §9), spillkråka (T, §4), tjäder (T, §4) och kungsfågel (§4). Se Figur 1.</w:t>
       </w:r>
     </w:p>
     <w:p>
@@ -138,6 +138,17 @@
         <w:rPr>
           <w:b/>
         </w:rPr>
+        <w:t>Blanksvart spiklav (NT)</w:t>
+      </w:r>
+      <w:r>
+        <w:t xml:space="preserve"> förekommer på torr, hård, gammal kärnved men även på äldre ytved av tall i naturskogsartade bestånd med begränsad brandpåverkan och ostörd hydrologi. Skogsbruksåtgärder på eller i närheten av lokaler med blanksvart spiklav utgör ett hot. Naturskogsartade öppna tall- och barrblandskogar med blanksvart spiklav indikerar höga biologiska värden och bör bevaras (SLU Artdatabanken, 2024).</w:t>
+      </w:r>
+    </w:p>
+    <w:p>
+      <w:r>
+        <w:rPr>
+          <w:b/>
+        </w:rPr>
         <w:t>Doftskinn (NT)</w:t>
       </w:r>
       <w:r>
@@ -209,6 +220,26 @@
         <w:rPr>
           <w:b/>
         </w:rPr>
+        <w:t>Talltagel (NT)</w:t>
+      </w:r>
+      <w:r>
+        <w:t xml:space="preserve"> är en boreal art som förekommer på tall i äldre, öppna tallskogar. Den påverkas negativt av brist på kontinuitetsskog och minskningstakten bedöms vara nära gränsvärdet för Sårbar (VU). Talltagel är typisk art för </w:t>
+      </w:r>
+      <w:r>
+        <w:rPr>
+          <w:i/>
+        </w:rPr>
+        <w:t>9010 Taiga</w:t>
+      </w:r>
+      <w:r>
+        <w:t xml:space="preserve"> (SLU Artdatabanken, 2026).</w:t>
+      </w:r>
+    </w:p>
+    <w:p>
+      <w:r>
+        <w:rPr>
+          <w:b/>
+        </w:rPr>
         <w:t xml:space="preserve">Tallticka (NT) </w:t>
       </w:r>
       <w:r>
@@ -311,6 +342,26 @@
       </w:r>
       <w:r>
         <w:t xml:space="preserve"> (SLU Artdatabanken, 2024).</w:t>
+      </w:r>
+    </w:p>
+    <w:p>
+      <w:r>
+        <w:rPr>
+          <w:b/>
+        </w:rPr>
+        <w:t>Violettgrå tagellav (NT)</w:t>
+      </w:r>
+      <w:r>
+        <w:t xml:space="preserve"> växer nästan uteslutande i gamla olikåldriga barrnaturskogar med lång skoglig kontinuitet och är en utmärkt signal på skog med höga naturvärden. Slutavverkning av tidigare aldrig slutavverkad skog (kontinuitetsskog) är det största hotet. Biotopen nyskapas i begränsad omfattning och barrskog äldre än 160 år, där den violettgrå tagellaven huvudsakligen påträffas har minskat med 50% de senaste 50 åren. Lågproduktiv skogsmark där laven förekommer bör undantas från skogsbruk och rika förekomster i äldre granskog bör skyddas. Arten är känslig för uttorkning och det är väsentligt att tillräckligt stora bestånd avsätts. Violettgrå tagellav är typisk art för </w:t>
+      </w:r>
+      <w:r>
+        <w:rPr>
+          <w:i/>
+        </w:rPr>
+        <w:t>9010 Taiga</w:t>
+      </w:r>
+      <w:r>
+        <w:t xml:space="preserve"> (SLU Artdatabanken, 2024; Nitare &amp; Skogsstyrelsen, 2019).</w:t>
       </w:r>
     </w:p>
     <w:p>
@@ -437,7 +488,7 @@
     </w:p>
     <w:p>
       <w:r>
-        <w:t>Följande typiska arter har sina livsmiljöer och växtplatser i den avverkningsanmälda skogen: garnlav (VU, T), doftskinn (NT, T), kolflarnlav (NT, T), motaggsvamp (NT, T), tallticka (NT, T), tretåig hackspett (NT, T, §4), vedskivlav (NT, T), plattlummer (S, T, §9), spillkråka (T, §4) och tjäder (T, §4).</w:t>
+        <w:t>Följande typiska arter har sina livsmiljöer och växtplatser i den avverkningsanmälda skogen: garnlav (VU, T), doftskinn (NT, T), kolflarnlav (NT, T), motaggsvamp (NT, T), talltagel (NT, T), tallticka (NT, T), tretåig hackspett (NT, T, §4), vedskivlav (NT, T), violettgrå tagellav (NT, T), plattlummer (S, T, §9), spillkråka (T, §4) och tjäder (T, §4).</w:t>
       </w:r>
     </w:p>
     <w:p>
@@ -1345,7 +1396,7 @@
     <w:r>
       <w:tab/>
       <w:tab/>
-      <w:t>2026-10-10</w:t>
+      <w:t>2026-10-11</w:t>
       <w:br/>
       <w:br/>
     </w:r>

--- a/tillsyn/A 43867-2025 tillsynsbegäran.docx
+++ b/tillsyn/A 43867-2025 tillsynsbegäran.docx
@@ -1396,7 +1396,7 @@
     <w:r>
       <w:tab/>
       <w:tab/>
-      <w:t>2026-10-11</w:t>
+      <w:t>2026-10-12</w:t>
       <w:br/>
       <w:br/>
     </w:r>

--- a/tillsyn/A 43867-2025 tillsynsbegäran.docx
+++ b/tillsyn/A 43867-2025 tillsynsbegäran.docx
@@ -1396,7 +1396,7 @@
     <w:r>
       <w:tab/>
       <w:tab/>
-      <w:t>2026-10-12</w:t>
+      <w:t>2026-10-13</w:t>
       <w:br/>
       <w:br/>
     </w:r>

--- a/tillsyn/A 43867-2025 tillsynsbegäran.docx
+++ b/tillsyn/A 43867-2025 tillsynsbegäran.docx
@@ -65,7 +65,7 @@
     </w:p>
     <w:p>
       <w:r>
-        <w:t>I och inom 24 meter från avverkningsanmälan finns fynd av 18 naturvårdsarter, varav 14 är rödlistade, 6 är fridlysta, 12 är typiska (T) och 1 är signalart (S): garnlav (VU, T), blanksvart spiklav (NT), doftskinn (NT, T), kolflarnlav (NT, T), motaggsvamp (NT, T), mörk kolflarnlav (NT), skogshare (NT), talltagel (NT, T), tallticka (NT, T), talltita (NT, §4), tretåig hackspett (NT, T, §4), vedflamlav (NT), vedskivlav (NT, T), violettgrå tagellav (NT, T), plattlummer (S, T, §9), spillkråka (T, §4), tjäder (T, §4) och kungsfågel (§4). Se Figur 1.</w:t>
+        <w:t>I och inom 24 meter från avverkningsanmälan finns fynd av 14 naturvårdsarter, varav 10 är rödlistade, 6 är fridlysta, 10 är typiska (T) och 1 är signalart (S): garnlav (VU, T), doftskinn (NT, T), kolflarnlav (NT, T), motaggsvamp (NT, T), mörk kolflarnlav (NT), tallticka (NT, T), talltita (NT, §4), tretåig hackspett (NT, T, §4), vedflamlav (NT), vedskivlav (NT, T), plattlummer (S, T, §9), spillkråka (T, §4), tjäder (T, §4) och kungsfågel (§4). Se Figur 1.</w:t>
       </w:r>
     </w:p>
     <w:p>
@@ -138,17 +138,6 @@
         <w:rPr>
           <w:b/>
         </w:rPr>
-        <w:t>Blanksvart spiklav (NT)</w:t>
-      </w:r>
-      <w:r>
-        <w:t xml:space="preserve"> förekommer på torr, hård, gammal kärnved men även på äldre ytved av tall i naturskogsartade bestånd med begränsad brandpåverkan och ostörd hydrologi. Skogsbruksåtgärder på eller i närheten av lokaler med blanksvart spiklav utgör ett hot. Naturskogsartade öppna tall- och barrblandskogar med blanksvart spiklav indikerar höga biologiska värden och bör bevaras (SLU Artdatabanken, 2024).</w:t>
-      </w:r>
-    </w:p>
-    <w:p>
-      <w:r>
-        <w:rPr>
-          <w:b/>
-        </w:rPr>
         <w:t>Doftskinn (NT)</w:t>
       </w:r>
       <w:r>
@@ -220,10 +209,99 @@
         <w:rPr>
           <w:b/>
         </w:rPr>
-        <w:t>Talltagel (NT)</w:t>
-      </w:r>
-      <w:r>
-        <w:t xml:space="preserve"> är en boreal art som förekommer på tall i äldre, öppna tallskogar. Den påverkas negativt av brist på kontinuitetsskog och minskningstakten bedöms vara nära gränsvärdet för Sårbar (VU). Talltagel är typisk art för </w:t>
+        <w:t xml:space="preserve">Tallticka (NT) </w:t>
+      </w:r>
+      <w:r>
+        <w:t xml:space="preserve">uppträder först på tallar som är 100–150 år gamla men är vanligast på träd som är runt 150–200 år eller äldre. I skogslandskapet är den främst knuten till tallnaturskogar och restbiotoper med biologiskt gamla träd och signalerar vanligtvis skyddsvärda tallbestånd med höga naturvärden. Tallticka är typisk art för </w:t>
+      </w:r>
+      <w:r>
+        <w:rPr>
+          <w:i/>
+        </w:rPr>
+        <w:t xml:space="preserve">9010 Taiga </w:t>
+      </w:r>
+      <w:r>
+        <w:t xml:space="preserve">och </w:t>
+      </w:r>
+      <w:r>
+        <w:rPr>
+          <w:i/>
+        </w:rPr>
+        <w:t>9060 Åsbarrskog</w:t>
+      </w:r>
+      <w:r>
+        <w:t xml:space="preserve"> (SLU Artdatabanken, 2023; Nitare &amp; Skogsstyrelsen, 2019).</w:t>
+      </w:r>
+    </w:p>
+    <w:p>
+      <w:r>
+        <w:rPr>
+          <w:b/>
+        </w:rPr>
+        <w:t>Talltita (NT, §4)</w:t>
+      </w:r>
+      <w:r>
+        <w:t>, rödlistad som nära hotad och prioriterad art i Skogsvårdslagen, har häckningsrevir i anmälan. Arten har minskat kraftigt de senaste 30 åren och minskningstakten innevarande 10-årsperiod beräknas till 20 (10–30) %. Talltitan är synnerligen trogen sitt cirka 15 hektar stora revir och är beroende av flerskiktade olikåldriga skogar för att kunna föda upp sina ungar. Talltitan försvinner om dess livsmiljö kalavverkas (Eggers &amp; Low, 2014; Ekman, 1979; Griesser et al, 2007; Klein, 2020; Siffczyk et al, 2003; SLU Artdatabanken, 2021).</w:t>
+      </w:r>
+    </w:p>
+    <w:p>
+      <w:r>
+        <w:rPr>
+          <w:b/>
+        </w:rPr>
+        <w:t>Tretåig hackspett (NT, §4)</w:t>
+      </w:r>
+      <w:r>
+        <w:t xml:space="preserve"> är rödlistad som nära hotad och ingår i bilaga 1 i EU:s fågeldirektiv. Tretåig hackspett är för sin överlevnad beroende av kontinuerlig tillförsel av äldre döende och död ved, som sker genom naturliga självgallringsprocesser i äldre grannaturskogar och barrblandade naturskogar. Om en skog genom skogsbruk gallras eller glesas ur så upphör och uteblir i stort sett den naturliga självgallringsprocessen för mycket lång tid framöver vilket omöjliggör upprätthållandet av den kontinuerliga ekologiska funktionen i ett område. Det finns studier som visar att naturskogens självgallringsprocess som den tretåiga hackspetten är beroende av, inte kan ersättas med efterlämnad hänsyn i skogsbruket (Imbeau &amp; Desrochers, 2002). Storleken på häckningsreviret varierar med skogstypen, förekomsten av död ved och graden av fragmentering, men är i allmänhet i storleksordningen 25–100 hektar. Vintertid krävs ofta betydligt större områden och det finns studier som antyder att arten behöver minst 100 hektar äldre skog. I områden med låg bonitet kan det behövas över 200 hektar lämpligt habitat för att ett par ska kunna reproducera sig. Områden med dokumenterad permanent förekomst i naturskogsmiljöer har vanligen så stora naturvärden att skogsbruk är olämpligt. Tretåig hackspett är typisk art för </w:t>
+      </w:r>
+      <w:r>
+        <w:rPr>
+          <w:i/>
+        </w:rPr>
+        <w:t xml:space="preserve">9010 Taiga, 9740 Skogsbevuxen myr, 9030 Landhöjningsskog </w:t>
+      </w:r>
+      <w:r>
+        <w:t xml:space="preserve">och </w:t>
+      </w:r>
+      <w:r>
+        <w:rPr>
+          <w:i/>
+        </w:rPr>
+        <w:t>9040 Fjällbjörkskog</w:t>
+      </w:r>
+      <w:r>
+        <w:t xml:space="preserve"> (Skogsstyrelsen, 2016; SLU Artdatabanken, 2024).</w:t>
+      </w:r>
+    </w:p>
+    <w:p>
+      <w:r>
+        <w:rPr>
+          <w:b/>
+        </w:rPr>
+        <w:t>Vedflamlav (NT)</w:t>
+      </w:r>
+      <w:r>
+        <w:t xml:space="preserve"> växer på gammal hård och torr, exponerad kärnved av tall, främst på högstubbar i ljusöppna lägen, t.ex. vid och på myrar, sjökanter, i glesa hällmarkskogar och i brandpräglade tallnaturskogar. Substratet nyskapas i begränsad omfattning och arten är en utmärkt indikator på höga naturvärden i denna skogstyp. Tall- och barrblandskogar med naturskogskaraktär och spår av bränder har ofta höga biologiska värden och bör skyddas. På vedflamlavens bål kan den sällsynta spiklaven/parasiten </w:t>
+      </w:r>
+      <w:r>
+        <w:rPr>
+          <w:i/>
+        </w:rPr>
+        <w:t>Calicium ramboldiicola</w:t>
+      </w:r>
+      <w:r>
+        <w:t xml:space="preserve"> (VU) påträffas (SLU Artdatabanken, 2026).</w:t>
+      </w:r>
+    </w:p>
+    <w:p>
+      <w:r>
+        <w:rPr>
+          <w:b/>
+        </w:rPr>
+        <w:t>Vedskivlav (NT)</w:t>
+      </w:r>
+      <w:r>
+        <w:t xml:space="preserve"> växer på gammal, torr, exponerad, hård kärnved av framförallt tall i naturskogsartade bestånd. Avverkning av tallskog av naturskogskaraktär med spår av återkommande bränder är ett hot. Mängden lämplig ved att växa på för vedskivlav minskar, dels på grund av naturlig nedbrytning men framförallt på grund av att de förstörs i samband med slutavverkningar, gallringar och markberedning. Tall- och blandbarrskogar av naturskogskaraktär med spår av återkommande bränder bör skyddas. Vedskivlav är typisk art för </w:t>
       </w:r>
       <w:r>
         <w:rPr>
@@ -232,136 +310,7 @@
         <w:t>9010 Taiga</w:t>
       </w:r>
       <w:r>
-        <w:t xml:space="preserve"> (SLU Artdatabanken, 2026).</w:t>
-      </w:r>
-    </w:p>
-    <w:p>
-      <w:r>
-        <w:rPr>
-          <w:b/>
-        </w:rPr>
-        <w:t xml:space="preserve">Tallticka (NT) </w:t>
-      </w:r>
-      <w:r>
-        <w:t xml:space="preserve">uppträder först på tallar som är 100–150 år gamla men är vanligast på träd som är runt 150–200 år eller äldre. I skogslandskapet är den främst knuten till tallnaturskogar och restbiotoper med biologiskt gamla träd och signalerar vanligtvis skyddsvärda tallbestånd med höga naturvärden. Tallticka är typisk art för </w:t>
-      </w:r>
-      <w:r>
-        <w:rPr>
-          <w:i/>
-        </w:rPr>
-        <w:t xml:space="preserve">9010 Taiga </w:t>
-      </w:r>
-      <w:r>
-        <w:t xml:space="preserve">och </w:t>
-      </w:r>
-      <w:r>
-        <w:rPr>
-          <w:i/>
-        </w:rPr>
-        <w:t>9060 Åsbarrskog</w:t>
-      </w:r>
-      <w:r>
-        <w:t xml:space="preserve"> (SLU Artdatabanken, 2023; Nitare &amp; Skogsstyrelsen, 2019).</w:t>
-      </w:r>
-    </w:p>
-    <w:p>
-      <w:r>
-        <w:rPr>
-          <w:b/>
-        </w:rPr>
-        <w:t>Talltita (NT, §4)</w:t>
-      </w:r>
-      <w:r>
-        <w:t>, rödlistad som nära hotad och prioriterad art i Skogsvårdslagen, har häckningsrevir i anmälan. Arten har minskat kraftigt de senaste 30 åren och minskningstakten innevarande 10-årsperiod beräknas till 20 (10–30) %. Talltitan är synnerligen trogen sitt cirka 15 hektar stora revir och är beroende av flerskiktade olikåldriga skogar för att kunna föda upp sina ungar. Talltitan försvinner om dess livsmiljö kalavverkas (Eggers &amp; Low, 2014; Ekman, 1979; Griesser et al, 2007; Klein, 2020; Siffczyk et al, 2003; SLU Artdatabanken, 2021).</w:t>
-      </w:r>
-    </w:p>
-    <w:p>
-      <w:r>
-        <w:rPr>
-          <w:b/>
-        </w:rPr>
-        <w:t>Tretåig hackspett (NT, §4)</w:t>
-      </w:r>
-      <w:r>
-        <w:t xml:space="preserve"> är rödlistad som nära hotad och ingår i bilaga 1 i EU:s fågeldirektiv. Tretåig hackspett är för sin överlevnad beroende av kontinuerlig tillförsel av äldre döende och död ved, som sker genom naturliga självgallringsprocesser i äldre grannaturskogar och barrblandade naturskogar. Om en skog genom skogsbruk gallras eller glesas ur så upphör och uteblir i stort sett den naturliga självgallringsprocessen för mycket lång tid framöver vilket omöjliggör upprätthållandet av den kontinuerliga ekologiska funktionen i ett område. Det finns studier som visar att naturskogens självgallringsprocess som den tretåiga hackspetten är beroende av, inte kan ersättas med efterlämnad hänsyn i skogsbruket (Imbeau &amp; Desrochers, 2002). Storleken på häckningsreviret varierar med skogstypen, förekomsten av död ved och graden av fragmentering, men är i allmänhet i storleksordningen 25–100 hektar. Vintertid krävs ofta betydligt större områden och det finns studier som antyder att arten behöver minst 100 hektar äldre skog. I områden med låg bonitet kan det behövas över 200 hektar lämpligt habitat för att ett par ska kunna reproducera sig. Områden med dokumenterad permanent förekomst i naturskogsmiljöer har vanligen så stora naturvärden att skogsbruk är olämpligt. Tretåig hackspett är typisk art för </w:t>
-      </w:r>
-      <w:r>
-        <w:rPr>
-          <w:i/>
-        </w:rPr>
-        <w:t xml:space="preserve">9010 Taiga, 9740 Skogsbevuxen myr, 9030 Landhöjningsskog </w:t>
-      </w:r>
-      <w:r>
-        <w:t xml:space="preserve">och </w:t>
-      </w:r>
-      <w:r>
-        <w:rPr>
-          <w:i/>
-        </w:rPr>
-        <w:t>9040 Fjällbjörkskog</w:t>
-      </w:r>
-      <w:r>
-        <w:t xml:space="preserve"> (Skogsstyrelsen, 2016; SLU Artdatabanken, 2024).</w:t>
-      </w:r>
-    </w:p>
-    <w:p>
-      <w:r>
-        <w:rPr>
-          <w:b/>
-        </w:rPr>
-        <w:t>Vedflamlav (NT)</w:t>
-      </w:r>
-      <w:r>
-        <w:t xml:space="preserve"> växer på gammal hård och torr, exponerad kärnved av tall, främst på högstubbar i ljusöppna lägen, t.ex. vid och på myrar, sjökanter, i glesa hällmarkskogar och i brandpräglade tallnaturskogar. Substratet nyskapas i begränsad omfattning och arten är en utmärkt indikator på höga naturvärden i denna skogstyp. Tall- och barrblandskogar med naturskogskaraktär och spår av bränder har ofta höga biologiska värden och bör skyddas. På vedflamlavens bål kan den sällsynta spiklaven/parasiten </w:t>
-      </w:r>
-      <w:r>
-        <w:rPr>
-          <w:i/>
-        </w:rPr>
-        <w:t>Calicium ramboldiicola</w:t>
-      </w:r>
-      <w:r>
-        <w:t xml:space="preserve"> (VU) påträffas (SLU Artdatabanken, 2026).</w:t>
-      </w:r>
-    </w:p>
-    <w:p>
-      <w:r>
-        <w:rPr>
-          <w:b/>
-        </w:rPr>
-        <w:t>Vedskivlav (NT)</w:t>
-      </w:r>
-      <w:r>
-        <w:t xml:space="preserve"> växer på gammal, torr, exponerad, hård kärnved av framförallt tall i naturskogsartade bestånd. Avverkning av tallskog av naturskogskaraktär med spår av återkommande bränder är ett hot. Mängden lämplig ved att växa på för vedskivlav minskar, dels på grund av naturlig nedbrytning men framförallt på grund av att de förstörs i samband med slutavverkningar, gallringar och markberedning. Tall- och blandbarrskogar av naturskogskaraktär med spår av återkommande bränder bör skyddas. Vedskivlav är typisk art för </w:t>
-      </w:r>
-      <w:r>
-        <w:rPr>
-          <w:i/>
-        </w:rPr>
-        <w:t>9010 Taiga</w:t>
-      </w:r>
-      <w:r>
         <w:t xml:space="preserve"> (SLU Artdatabanken, 2024).</w:t>
-      </w:r>
-    </w:p>
-    <w:p>
-      <w:r>
-        <w:rPr>
-          <w:b/>
-        </w:rPr>
-        <w:t>Violettgrå tagellav (NT)</w:t>
-      </w:r>
-      <w:r>
-        <w:t xml:space="preserve"> växer nästan uteslutande i gamla olikåldriga barrnaturskogar med lång skoglig kontinuitet och är en utmärkt signal på skog med höga naturvärden. Slutavverkning av tidigare aldrig slutavverkad skog (kontinuitetsskog) är det största hotet. Biotopen nyskapas i begränsad omfattning och barrskog äldre än 160 år, där den violettgrå tagellaven huvudsakligen påträffas har minskat med 50% de senaste 50 åren. Lågproduktiv skogsmark där laven förekommer bör undantas från skogsbruk och rika förekomster i äldre granskog bör skyddas. Arten är känslig för uttorkning och det är väsentligt att tillräckligt stora bestånd avsätts. Violettgrå tagellav är typisk art för </w:t>
-      </w:r>
-      <w:r>
-        <w:rPr>
-          <w:i/>
-        </w:rPr>
-        <w:t>9010 Taiga</w:t>
-      </w:r>
-      <w:r>
-        <w:t xml:space="preserve"> (SLU Artdatabanken, 2024; Nitare &amp; Skogsstyrelsen, 2019).</w:t>
       </w:r>
     </w:p>
     <w:p>
@@ -488,7 +437,7 @@
     </w:p>
     <w:p>
       <w:r>
-        <w:t>Följande typiska arter har sina livsmiljöer och växtplatser i den avverkningsanmälda skogen: garnlav (VU, T), doftskinn (NT, T), kolflarnlav (NT, T), motaggsvamp (NT, T), talltagel (NT, T), tallticka (NT, T), tretåig hackspett (NT, T, §4), vedskivlav (NT, T), violettgrå tagellav (NT, T), plattlummer (S, T, §9), spillkråka (T, §4) och tjäder (T, §4).</w:t>
+        <w:t>Följande typiska arter har sina livsmiljöer och växtplatser i den avverkningsanmälda skogen: garnlav (VU, T), doftskinn (NT, T), kolflarnlav (NT, T), motaggsvamp (NT, T), tallticka (NT, T), tretåig hackspett (NT, T, §4), vedskivlav (NT, T), plattlummer (S, T, §9), spillkråka (T, §4) och tjäder (T, §4).</w:t>
       </w:r>
     </w:p>
     <w:p>
@@ -1396,7 +1345,7 @@
     <w:r>
       <w:tab/>
       <w:tab/>
-      <w:t>2026-10-13</w:t>
+      <w:t>2026-10-14</w:t>
       <w:br/>
       <w:br/>
     </w:r>

--- a/tillsyn/A 43867-2025 tillsynsbegäran.docx
+++ b/tillsyn/A 43867-2025 tillsynsbegäran.docx
@@ -1345,7 +1345,7 @@
     <w:r>
       <w:tab/>
       <w:tab/>
-      <w:t>2026-10-14</w:t>
+      <w:t>2026-10-15</w:t>
       <w:br/>
       <w:br/>
     </w:r>

--- a/tillsyn/A 43867-2025 tillsynsbegäran.docx
+++ b/tillsyn/A 43867-2025 tillsynsbegäran.docx
@@ -65,7 +65,7 @@
     </w:p>
     <w:p>
       <w:r>
-        <w:t>I och inom 24 meter från avverkningsanmälan finns fynd av 14 naturvårdsarter, varav 10 är rödlistade, 6 är fridlysta, 10 är typiska (T) och 1 är signalart (S): garnlav (VU, T), doftskinn (NT, T), kolflarnlav (NT, T), motaggsvamp (NT, T), mörk kolflarnlav (NT), tallticka (NT, T), talltita (NT, §4), tretåig hackspett (NT, T, §4), vedflamlav (NT), vedskivlav (NT, T), plattlummer (S, T, §9), spillkråka (T, §4), tjäder (T, §4) och kungsfågel (§4). Se Figur 1.</w:t>
+        <w:t>I och inom 24 meter från avverkningsanmälan finns fynd av 18 naturvårdsarter, varav 14 är rödlistade, 6 är fridlysta, 12 är typiska (T) och 1 är signalart (S): garnlav (VU, T), blanksvart spiklav (NT), doftskinn (NT, T), kolflarnlav (NT, T), motaggsvamp (NT, T), mörk kolflarnlav (NT), skogshare (NT), talltagel (NT, T), tallticka (NT, T), talltita (NT, §4), tretåig hackspett (NT, T, §4), vedflamlav (NT), vedskivlav (NT, T), violettgrå tagellav (NT, T), plattlummer (S, T, §9), spillkråka (T, §4), tjäder (T, §4) och kungsfågel (§4). Se Figur 1.</w:t>
       </w:r>
     </w:p>
     <w:p>
@@ -138,6 +138,17 @@
         <w:rPr>
           <w:b/>
         </w:rPr>
+        <w:t>Blanksvart spiklav (NT)</w:t>
+      </w:r>
+      <w:r>
+        <w:t xml:space="preserve"> förekommer på torr, hård, gammal kärnved men även på äldre ytved av tall i naturskogsartade bestånd med begränsad brandpåverkan och ostörd hydrologi. Skogsbruksåtgärder på eller i närheten av lokaler med blanksvart spiklav utgör ett hot. Naturskogsartade öppna tall- och barrblandskogar med blanksvart spiklav indikerar höga biologiska värden och bör bevaras (SLU Artdatabanken, 2024).</w:t>
+      </w:r>
+    </w:p>
+    <w:p>
+      <w:r>
+        <w:rPr>
+          <w:b/>
+        </w:rPr>
         <w:t>Doftskinn (NT)</w:t>
       </w:r>
       <w:r>
@@ -209,6 +220,26 @@
         <w:rPr>
           <w:b/>
         </w:rPr>
+        <w:t>Talltagel (NT)</w:t>
+      </w:r>
+      <w:r>
+        <w:t xml:space="preserve"> är en boreal art som förekommer på tall i äldre, öppna tallskogar. Den påverkas negativt av brist på kontinuitetsskog och minskningstakten bedöms vara nära gränsvärdet för Sårbar (VU). Talltagel är typisk art för </w:t>
+      </w:r>
+      <w:r>
+        <w:rPr>
+          <w:i/>
+        </w:rPr>
+        <w:t>9010 Taiga</w:t>
+      </w:r>
+      <w:r>
+        <w:t xml:space="preserve"> (SLU Artdatabanken, 2026).</w:t>
+      </w:r>
+    </w:p>
+    <w:p>
+      <w:r>
+        <w:rPr>
+          <w:b/>
+        </w:rPr>
         <w:t xml:space="preserve">Tallticka (NT) </w:t>
       </w:r>
       <w:r>
@@ -311,6 +342,26 @@
       </w:r>
       <w:r>
         <w:t xml:space="preserve"> (SLU Artdatabanken, 2024).</w:t>
+      </w:r>
+    </w:p>
+    <w:p>
+      <w:r>
+        <w:rPr>
+          <w:b/>
+        </w:rPr>
+        <w:t>Violettgrå tagellav (NT)</w:t>
+      </w:r>
+      <w:r>
+        <w:t xml:space="preserve"> växer nästan uteslutande i gamla olikåldriga barrnaturskogar med lång skoglig kontinuitet och är en utmärkt signal på skog med höga naturvärden. Slutavverkning av tidigare aldrig slutavverkad skog (kontinuitetsskog) är det största hotet. Biotopen nyskapas i begränsad omfattning och barrskog äldre än 160 år, där den violettgrå tagellaven huvudsakligen påträffas har minskat med 50% de senaste 50 åren. Lågproduktiv skogsmark där laven förekommer bör undantas från skogsbruk och rika förekomster i äldre granskog bör skyddas. Arten är känslig för uttorkning och det är väsentligt att tillräckligt stora bestånd avsätts. Violettgrå tagellav är typisk art för </w:t>
+      </w:r>
+      <w:r>
+        <w:rPr>
+          <w:i/>
+        </w:rPr>
+        <w:t>9010 Taiga</w:t>
+      </w:r>
+      <w:r>
+        <w:t xml:space="preserve"> (SLU Artdatabanken, 2024; Nitare &amp; Skogsstyrelsen, 2019).</w:t>
       </w:r>
     </w:p>
     <w:p>
@@ -437,7 +488,7 @@
     </w:p>
     <w:p>
       <w:r>
-        <w:t>Följande typiska arter har sina livsmiljöer och växtplatser i den avverkningsanmälda skogen: garnlav (VU, T), doftskinn (NT, T), kolflarnlav (NT, T), motaggsvamp (NT, T), tallticka (NT, T), tretåig hackspett (NT, T, §4), vedskivlav (NT, T), plattlummer (S, T, §9), spillkråka (T, §4) och tjäder (T, §4).</w:t>
+        <w:t>Följande typiska arter har sina livsmiljöer och växtplatser i den avverkningsanmälda skogen: garnlav (VU, T), doftskinn (NT, T), kolflarnlav (NT, T), motaggsvamp (NT, T), talltagel (NT, T), tallticka (NT, T), tretåig hackspett (NT, T, §4), vedskivlav (NT, T), violettgrå tagellav (NT, T), plattlummer (S, T, §9), spillkråka (T, §4) och tjäder (T, §4).</w:t>
       </w:r>
     </w:p>
     <w:p>
@@ -1345,7 +1396,7 @@
     <w:r>
       <w:tab/>
       <w:tab/>
-      <w:t>2026-10-15</w:t>
+      <w:t>2026-10-16</w:t>
       <w:br/>
       <w:br/>
     </w:r>

--- a/tillsyn/A 43867-2025 tillsynsbegäran.docx
+++ b/tillsyn/A 43867-2025 tillsynsbegäran.docx
@@ -1396,7 +1396,7 @@
     <w:r>
       <w:tab/>
       <w:tab/>
-      <w:t>2026-10-16</w:t>
+      <w:t>2026-10-17</w:t>
       <w:br/>
       <w:br/>
     </w:r>

--- a/tillsyn/A 43867-2025 tillsynsbegäran.docx
+++ b/tillsyn/A 43867-2025 tillsynsbegäran.docx
@@ -1396,7 +1396,7 @@
     <w:r>
       <w:tab/>
       <w:tab/>
-      <w:t>2026-10-17</w:t>
+      <w:t>2026-10-18</w:t>
       <w:br/>
       <w:br/>
     </w:r>

--- a/tillsyn/A 43867-2025 tillsynsbegäran.docx
+++ b/tillsyn/A 43867-2025 tillsynsbegäran.docx
@@ -1396,7 +1396,7 @@
     <w:r>
       <w:tab/>
       <w:tab/>
-      <w:t>2026-10-18</w:t>
+      <w:t>2026-10-19</w:t>
       <w:br/>
       <w:br/>
     </w:r>

--- a/tillsyn/A 43867-2025 tillsynsbegäran.docx
+++ b/tillsyn/A 43867-2025 tillsynsbegäran.docx
@@ -1396,7 +1396,7 @@
     <w:r>
       <w:tab/>
       <w:tab/>
-      <w:t>2026-10-19</w:t>
+      <w:t>2026-10-20</w:t>
       <w:br/>
       <w:br/>
     </w:r>

--- a/tillsyn/A 43867-2025 tillsynsbegäran.docx
+++ b/tillsyn/A 43867-2025 tillsynsbegäran.docx
@@ -1396,7 +1396,7 @@
     <w:r>
       <w:tab/>
       <w:tab/>
-      <w:t>2026-10-20</w:t>
+      <w:t>2026-10-21</w:t>
       <w:br/>
       <w:br/>
     </w:r>

--- a/tillsyn/A 43867-2025 tillsynsbegäran.docx
+++ b/tillsyn/A 43867-2025 tillsynsbegäran.docx
@@ -1396,7 +1396,7 @@
     <w:r>
       <w:tab/>
       <w:tab/>
-      <w:t>2026-10-21</w:t>
+      <w:t>2026-10-22</w:t>
       <w:br/>
       <w:br/>
     </w:r>

--- a/tillsyn/A 43867-2025 tillsynsbegäran.docx
+++ b/tillsyn/A 43867-2025 tillsynsbegäran.docx
@@ -1396,7 +1396,7 @@
     <w:r>
       <w:tab/>
       <w:tab/>
-      <w:t>2026-10-22</w:t>
+      <w:t>2026-10-23</w:t>
       <w:br/>
       <w:br/>
     </w:r>

--- a/tillsyn/A 43867-2025 tillsynsbegäran.docx
+++ b/tillsyn/A 43867-2025 tillsynsbegäran.docx
@@ -1396,7 +1396,7 @@
     <w:r>
       <w:tab/>
       <w:tab/>
-      <w:t>2026-10-23</w:t>
+      <w:t>2026-10-24</w:t>
       <w:br/>
       <w:br/>
     </w:r>

--- a/tillsyn/A 43867-2025 tillsynsbegäran.docx
+++ b/tillsyn/A 43867-2025 tillsynsbegäran.docx
@@ -1396,7 +1396,7 @@
     <w:r>
       <w:tab/>
       <w:tab/>
-      <w:t>2026-10-24</w:t>
+      <w:t>2026-10-25</w:t>
       <w:br/>
       <w:br/>
     </w:r>

--- a/tillsyn/A 43867-2025 tillsynsbegäran.docx
+++ b/tillsyn/A 43867-2025 tillsynsbegäran.docx
@@ -1396,7 +1396,7 @@
     <w:r>
       <w:tab/>
       <w:tab/>
-      <w:t>2026-10-25</w:t>
+      <w:t>2026-10-26</w:t>
       <w:br/>
       <w:br/>
     </w:r>

--- a/tillsyn/A 43867-2025 tillsynsbegäran.docx
+++ b/tillsyn/A 43867-2025 tillsynsbegäran.docx
@@ -1396,7 +1396,7 @@
     <w:r>
       <w:tab/>
       <w:tab/>
-      <w:t>2026-10-26</w:t>
+      <w:t>2026-10-27</w:t>
       <w:br/>
       <w:br/>
     </w:r>

--- a/tillsyn/A 43867-2025 tillsynsbegäran.docx
+++ b/tillsyn/A 43867-2025 tillsynsbegäran.docx
@@ -1396,7 +1396,7 @@
     <w:r>
       <w:tab/>
       <w:tab/>
-      <w:t>2026-10-27</w:t>
+      <w:t>2026-10-28</w:t>
       <w:br/>
       <w:br/>
     </w:r>

--- a/tillsyn/A 43867-2025 tillsynsbegäran.docx
+++ b/tillsyn/A 43867-2025 tillsynsbegäran.docx
@@ -1396,7 +1396,7 @@
     <w:r>
       <w:tab/>
       <w:tab/>
-      <w:t>2026-10-28</w:t>
+      <w:t>2026-10-29</w:t>
       <w:br/>
       <w:br/>
     </w:r>

--- a/tillsyn/A 43867-2025 tillsynsbegäran.docx
+++ b/tillsyn/A 43867-2025 tillsynsbegäran.docx
@@ -1396,7 +1396,7 @@
     <w:r>
       <w:tab/>
       <w:tab/>
-      <w:t>2026-10-29</w:t>
+      <w:t>2026-10-31</w:t>
       <w:br/>
       <w:br/>
     </w:r>
